--- a/downloads/provisionsplan-skabelon.docx
+++ b/downloads/provisionsplan-skabelon.docx
@@ -2483,7 +2483,7 @@
           <w:color w:val="4A4775"/>
           <w:sz w:val="19"/>
         </w:rPr>
-        <w:t>Et loft gør omkostningen forudsigelig, men kan få sælgere til at udskyde handler. Overvej i stedet en godkendelsesregel for meget store handler.</w:t>
+        <w:t>Et loft gør omkostningen forudsigelig, men kan få sælgere til at udskyde handler. Overvej i stedet en regel om, at provisionen af meget store handler aftales skriftligt, før handlen lukkes (punkt 13.3).</w:t>
       </w:r>
     </w:p>
     <w:p>
@@ -4636,7 +4636,7 @@
           <w:color w:val="110663"/>
           <w:sz w:val="21"/>
         </w:rPr>
-        <w:t xml:space="preserve">Handler over </w:t>
+        <w:t xml:space="preserve">Provisionen af handler over </w:t>
       </w:r>
       <w:r>
         <w:rPr>
@@ -4657,28 +4657,7 @@
           <w:color w:val="110663"/>
           <w:sz w:val="21"/>
         </w:rPr>
-        <w:t xml:space="preserve"> godkendes særskilt af </w:t>
-      </w:r>
-      <w:r>
-        <w:rPr>
-          <w:rFonts w:ascii="Arial" w:hAnsi="Arial" w:cs="Arial" w:eastAsia="Arial"/>
-          <w:b w:val="0"/>
-          <w:i w:val="0"/>
-          <w:color w:val="4C39CA"/>
-          <w:sz w:val="21"/>
-          <w:shd w:val="clear" w:color="auto" w:fill="E6E0FB"/>
-        </w:rPr>
-        <w:t>[administrerende direktør]</w:t>
-      </w:r>
-      <w:r>
-        <w:rPr>
-          <w:rFonts w:ascii="Arial" w:hAnsi="Arial" w:cs="Arial" w:eastAsia="Arial"/>
-          <w:b w:val="0"/>
-          <w:i w:val="0"/>
-          <w:color w:val="110663"/>
-          <w:sz w:val="21"/>
-        </w:rPr>
-        <w:t>, som også fastsætter provisionen, hvis handlen falder uden for planens forudsætninger.</w:t>
+        <w:t xml:space="preserve"> aftales skriftligt mellem Virksomheden og sælgeren, før handlen lukkes. Er der ikke indgået en sådan aftale, gælder planens almindelige regler.</w:t>
       </w:r>
     </w:p>
     <w:p>
